--- a/ПИ2.docx
+++ b/ПИ2.docx
@@ -48,6 +48,7 @@
                 <w:lang w:val="en-US"/>
               </w:rPr>
             </w:pPr>
+            <w:proofErr w:type="spellStart"/>
             <w:r>
               <w:rPr>
                 <w:rFonts w:ascii="Times New Roman" w:hAnsi="Times New Roman" w:cs="Times New Roman"/>
@@ -57,6 +58,7 @@
               </w:rPr>
               <w:t>MulticlassClassifier</w:t>
             </w:r>
+            <w:proofErr w:type="spellEnd"/>
           </w:p>
         </w:tc>
       </w:tr>
@@ -105,6 +107,7 @@
               </w:rPr>
               <w:t xml:space="preserve">Разработать </w:t>
             </w:r>
+            <w:proofErr w:type="spellStart"/>
             <w:r>
               <w:rPr>
                 <w:rFonts w:ascii="Times New Roman" w:hAnsi="Times New Roman" w:cs="Times New Roman"/>
@@ -112,7 +115,17 @@
                 <w:sz w:val="24"/>
                 <w:szCs w:val="24"/>
               </w:rPr>
-              <w:t>мультиклассовую модель классификатора для изображений высокого разрешения</w:t>
+              <w:t>мультиклассовую</w:t>
+            </w:r>
+            <w:proofErr w:type="spellEnd"/>
+            <w:r>
+              <w:rPr>
+                <w:rFonts w:ascii="Times New Roman" w:hAnsi="Times New Roman" w:cs="Times New Roman"/>
+                <w:color w:val="0F1115"/>
+                <w:sz w:val="24"/>
+                <w:szCs w:val="24"/>
+              </w:rPr>
+              <w:t xml:space="preserve"> модель классификатора для изображений высокого разрешения</w:t>
             </w:r>
           </w:p>
         </w:tc>
@@ -444,8 +457,31 @@
                 <w:szCs w:val="24"/>
                 <w:shd w:val="clear" w:color="auto" w:fill="FFFFFF"/>
               </w:rPr>
-              <w:t xml:space="preserve">Поддержка Windows, Linux, macOS (через кроссплатформенность </w:t>
-            </w:r>
+              <w:t xml:space="preserve">Поддержка Windows, Linux, </w:t>
+            </w:r>
+            <w:proofErr w:type="spellStart"/>
+            <w:r>
+              <w:rPr>
+                <w:rFonts w:ascii="Times New Roman" w:hAnsi="Times New Roman" w:cs="Times New Roman"/>
+                <w:color w:val="0F1115"/>
+                <w:sz w:val="24"/>
+                <w:szCs w:val="24"/>
+                <w:shd w:val="clear" w:color="auto" w:fill="FFFFFF"/>
+              </w:rPr>
+              <w:t>macOS</w:t>
+            </w:r>
+            <w:proofErr w:type="spellEnd"/>
+            <w:r>
+              <w:rPr>
+                <w:rFonts w:ascii="Times New Roman" w:hAnsi="Times New Roman" w:cs="Times New Roman"/>
+                <w:color w:val="0F1115"/>
+                <w:sz w:val="24"/>
+                <w:szCs w:val="24"/>
+                <w:shd w:val="clear" w:color="auto" w:fill="FFFFFF"/>
+              </w:rPr>
+              <w:t xml:space="preserve"> (через кроссплатформенность </w:t>
+            </w:r>
+            <w:proofErr w:type="spellStart"/>
             <w:r>
               <w:rPr>
                 <w:rFonts w:ascii="Times New Roman" w:hAnsi="Times New Roman" w:cs="Times New Roman"/>
@@ -457,6 +493,7 @@
               </w:rPr>
               <w:t>Tkinter</w:t>
             </w:r>
+            <w:proofErr w:type="spellEnd"/>
             <w:r>
               <w:rPr>
                 <w:rFonts w:ascii="Times New Roman" w:hAnsi="Times New Roman" w:cs="Times New Roman"/>
@@ -502,7 +539,29 @@
                 <w:szCs w:val="24"/>
                 <w:shd w:val="clear" w:color="auto" w:fill="FFFFFF"/>
               </w:rPr>
-              <w:t>Время обучения базовому управлению &lt; 1 минуты</w:t>
+              <w:t xml:space="preserve">Время обучения базовому управлению </w:t>
+            </w:r>
+            <w:proofErr w:type="gramStart"/>
+            <w:r>
+              <w:rPr>
+                <w:rFonts w:ascii="Times New Roman" w:hAnsi="Times New Roman" w:cs="Times New Roman"/>
+                <w:color w:val="0F1115"/>
+                <w:sz w:val="24"/>
+                <w:szCs w:val="24"/>
+                <w:shd w:val="clear" w:color="auto" w:fill="FFFFFF"/>
+              </w:rPr>
+              <w:t>&lt; 1</w:t>
+            </w:r>
+            <w:proofErr w:type="gramEnd"/>
+            <w:r>
+              <w:rPr>
+                <w:rFonts w:ascii="Times New Roman" w:hAnsi="Times New Roman" w:cs="Times New Roman"/>
+                <w:color w:val="0F1115"/>
+                <w:sz w:val="24"/>
+                <w:szCs w:val="24"/>
+                <w:shd w:val="clear" w:color="auto" w:fill="FFFFFF"/>
+              </w:rPr>
+              <w:t xml:space="preserve"> минуты</w:t>
             </w:r>
           </w:p>
         </w:tc>
@@ -661,6 +720,7 @@
               </w:rPr>
               <w:t>T</w:t>
             </w:r>
+            <w:proofErr w:type="spellStart"/>
             <w:r>
               <w:rPr>
                 <w:rFonts w:ascii="Times New Roman" w:hAnsi="Times New Roman" w:cs="Times New Roman"/>
@@ -672,6 +732,7 @@
               </w:rPr>
               <w:t>kinter</w:t>
             </w:r>
+            <w:proofErr w:type="spellEnd"/>
             <w:r>
               <w:rPr>
                 <w:rFonts w:ascii="Times New Roman" w:hAnsi="Times New Roman" w:cs="Times New Roman"/>
@@ -680,7 +741,29 @@
                 <w:szCs w:val="24"/>
                 <w:shd w:val="clear" w:color="auto" w:fill="FFFFFF"/>
               </w:rPr>
-              <w:t> (Встроенный GUI, нулевой оверхед)</w:t>
+              <w:t xml:space="preserve"> (Встроенный GUI, нулевой </w:t>
+            </w:r>
+            <w:proofErr w:type="spellStart"/>
+            <w:r>
+              <w:rPr>
+                <w:rFonts w:ascii="Times New Roman" w:hAnsi="Times New Roman" w:cs="Times New Roman"/>
+                <w:color w:val="0F1115"/>
+                <w:sz w:val="24"/>
+                <w:szCs w:val="24"/>
+                <w:shd w:val="clear" w:color="auto" w:fill="FFFFFF"/>
+              </w:rPr>
+              <w:t>оверхед</w:t>
+            </w:r>
+            <w:proofErr w:type="spellEnd"/>
+            <w:r>
+              <w:rPr>
+                <w:rFonts w:ascii="Times New Roman" w:hAnsi="Times New Roman" w:cs="Times New Roman"/>
+                <w:color w:val="0F1115"/>
+                <w:sz w:val="24"/>
+                <w:szCs w:val="24"/>
+                <w:shd w:val="clear" w:color="auto" w:fill="FFFFFF"/>
+              </w:rPr>
+              <w:t>)</w:t>
             </w:r>
           </w:p>
           <w:p>
@@ -731,6 +814,7 @@
               </w:rPr>
               <w:t xml:space="preserve"> </w:t>
             </w:r>
+            <w:proofErr w:type="spellStart"/>
             <w:r>
               <w:rPr>
                 <w:rFonts w:ascii="Times New Roman" w:hAnsi="Times New Roman" w:cs="Times New Roman"/>
@@ -740,6 +824,7 @@
               </w:rPr>
               <w:t>Tensorflow</w:t>
             </w:r>
+            <w:proofErr w:type="spellEnd"/>
             <w:r>
               <w:rPr>
                 <w:rFonts w:ascii="Times New Roman" w:hAnsi="Times New Roman" w:cs="Times New Roman"/>
@@ -748,6 +833,7 @@
               </w:rPr>
               <w:t>/</w:t>
             </w:r>
+            <w:proofErr w:type="spellStart"/>
             <w:r>
               <w:rPr>
                 <w:rFonts w:ascii="Times New Roman" w:hAnsi="Times New Roman" w:cs="Times New Roman"/>
@@ -757,6 +843,7 @@
               </w:rPr>
               <w:t>Keras</w:t>
             </w:r>
+            <w:proofErr w:type="spellEnd"/>
             <w:r>
               <w:rPr>
                 <w:rFonts w:ascii="Times New Roman" w:hAnsi="Times New Roman" w:cs="Times New Roman"/>
@@ -830,26 +917,27 @@
                 <w:rFonts w:ascii="Times New Roman" w:hAnsi="Times New Roman" w:cs="Times New Roman"/>
                 <w:sz w:val="24"/>
                 <w:szCs w:val="24"/>
+              </w:rPr>
+            </w:pPr>
+            <w:r>
+              <w:rPr>
+                <w:rFonts w:ascii="Times New Roman" w:hAnsi="Times New Roman" w:cs="Times New Roman"/>
+                <w:sz w:val="24"/>
+                <w:szCs w:val="24"/>
+              </w:rPr>
+              <w:t xml:space="preserve">Сохранение названий классов – </w:t>
+            </w:r>
+            <w:proofErr w:type="spellStart"/>
+            <w:r>
+              <w:rPr>
+                <w:rFonts w:ascii="Times New Roman" w:hAnsi="Times New Roman" w:cs="Times New Roman"/>
+                <w:sz w:val="24"/>
+                <w:szCs w:val="24"/>
                 <w:lang w:val="en-US"/>
               </w:rPr>
-            </w:pPr>
-            <w:r>
-              <w:rPr>
-                <w:rFonts w:ascii="Times New Roman" w:hAnsi="Times New Roman" w:cs="Times New Roman"/>
-                <w:sz w:val="24"/>
-                <w:szCs w:val="24"/>
-              </w:rPr>
-              <w:t xml:space="preserve">Сохранение названий классов – </w:t>
-            </w:r>
-            <w:r>
-              <w:rPr>
-                <w:rFonts w:ascii="Times New Roman" w:hAnsi="Times New Roman" w:cs="Times New Roman"/>
-                <w:sz w:val="24"/>
-                <w:szCs w:val="24"/>
-                <w:lang w:val="en-US"/>
-              </w:rPr>
               <w:t>json</w:t>
             </w:r>
+            <w:proofErr w:type="spellEnd"/>
             <w:r>
               <w:rPr>
                 <w:rFonts w:ascii="Times New Roman" w:hAnsi="Times New Roman" w:cs="Times New Roman"/>
@@ -900,6 +988,7 @@
               </w:rPr>
               <w:t xml:space="preserve">совместимость с </w:t>
             </w:r>
+            <w:proofErr w:type="spellStart"/>
             <w:r>
               <w:rPr>
                 <w:rFonts w:ascii="Times New Roman" w:hAnsi="Times New Roman" w:cs="Times New Roman"/>
@@ -909,6 +998,7 @@
               </w:rPr>
               <w:t>Tkinter</w:t>
             </w:r>
+            <w:proofErr w:type="spellEnd"/>
             <w:r>
               <w:rPr>
                 <w:rFonts w:ascii="Times New Roman" w:hAnsi="Times New Roman" w:cs="Times New Roman"/>
@@ -961,7 +1051,22 @@
           <w:szCs w:val="24"/>
         </w:rPr>
         <w:br/>
-        <w:t>Запуск обучения модели -&gt; запуск графического интерфейса -&gt; изменяем уверенность -&gt; загружаем изображение -&gt; очищаем ввод -&gt; загружаем папку с изображениями</w:t>
+      </w:r>
+      <w:r>
+        <w:rPr>
+          <w:rFonts w:ascii="Times New Roman" w:hAnsi="Times New Roman" w:cs="Times New Roman"/>
+          <w:sz w:val="24"/>
+          <w:szCs w:val="24"/>
+        </w:rPr>
+        <w:t>И</w:t>
+      </w:r>
+      <w:r>
+        <w:rPr>
+          <w:rFonts w:ascii="Times New Roman" w:hAnsi="Times New Roman" w:cs="Times New Roman"/>
+          <w:sz w:val="24"/>
+          <w:szCs w:val="24"/>
+        </w:rPr>
+        <w:t>зменяем уверенность -&gt; загружаем изображение -&gt; очищаем ввод -&gt; загружаем папку с изображениями</w:t>
       </w:r>
       <w:r>
         <w:rPr>
@@ -986,16 +1091,7 @@
           <w:sz w:val="24"/>
           <w:szCs w:val="24"/>
         </w:rPr>
-        <w:t xml:space="preserve">Запуск </w:t>
-      </w:r>
-      <w:r>
-        <w:rPr>
-          <w:rFonts w:ascii="Times New Roman" w:hAnsi="Times New Roman" w:cs="Times New Roman"/>
-          <w:sz w:val="24"/>
-          <w:szCs w:val="24"/>
-          <w:lang w:val="en-US"/>
-        </w:rPr>
-        <w:t>train</w:t>
+        <w:t>Д</w:t>
       </w:r>
       <w:r>
         <w:rPr>
@@ -1003,66 +1099,7 @@
           <w:sz w:val="24"/>
           <w:szCs w:val="24"/>
         </w:rPr>
-        <w:t>.</w:t>
-      </w:r>
-      <w:r>
-        <w:rPr>
-          <w:rFonts w:ascii="Times New Roman" w:hAnsi="Times New Roman" w:cs="Times New Roman"/>
-          <w:sz w:val="24"/>
-          <w:szCs w:val="24"/>
-          <w:lang w:val="en-US"/>
-        </w:rPr>
-        <w:t>py</w:t>
-      </w:r>
-      <w:r>
-        <w:rPr>
-          <w:rFonts w:ascii="Times New Roman" w:hAnsi="Times New Roman" w:cs="Times New Roman"/>
-          <w:sz w:val="24"/>
-          <w:szCs w:val="24"/>
-        </w:rPr>
-        <w:t xml:space="preserve"> -&gt; </w:t>
-      </w:r>
-      <w:r>
-        <w:rPr>
-          <w:rFonts w:ascii="Times New Roman" w:hAnsi="Times New Roman" w:cs="Times New Roman"/>
-          <w:sz w:val="24"/>
-          <w:szCs w:val="24"/>
-        </w:rPr>
-        <w:t xml:space="preserve">запуск </w:t>
-      </w:r>
-      <w:r>
-        <w:rPr>
-          <w:rFonts w:ascii="Times New Roman" w:hAnsi="Times New Roman" w:cs="Times New Roman"/>
-          <w:sz w:val="24"/>
-          <w:szCs w:val="24"/>
-          <w:lang w:val="en-US"/>
-        </w:rPr>
-        <w:t>predict</w:t>
-      </w:r>
-      <w:r>
-        <w:rPr>
-          <w:rFonts w:ascii="Times New Roman" w:hAnsi="Times New Roman" w:cs="Times New Roman"/>
-          <w:sz w:val="24"/>
-          <w:szCs w:val="24"/>
-        </w:rPr>
-        <w:t>.</w:t>
-      </w:r>
-      <w:r>
-        <w:rPr>
-          <w:rFonts w:ascii="Times New Roman" w:hAnsi="Times New Roman" w:cs="Times New Roman"/>
-          <w:sz w:val="24"/>
-          <w:szCs w:val="24"/>
-          <w:lang w:val="en-US"/>
-        </w:rPr>
-        <w:t>py</w:t>
-      </w:r>
-      <w:r>
-        <w:rPr>
-          <w:rFonts w:ascii="Times New Roman" w:hAnsi="Times New Roman" w:cs="Times New Roman"/>
-          <w:sz w:val="24"/>
-          <w:szCs w:val="24"/>
-        </w:rPr>
-        <w:t xml:space="preserve"> -&gt; движение ползунка </w:t>
+        <w:t xml:space="preserve">вижение ползунка </w:t>
       </w:r>
       <w:r>
         <w:rPr>
@@ -1094,7 +1131,7 @@
           <w:sz w:val="24"/>
           <w:szCs w:val="24"/>
         </w:rPr>
-        <w:t xml:space="preserve"> -&gt;  </w:t>
+        <w:t xml:space="preserve"> -&gt; </w:t>
       </w:r>
       <w:r>
         <w:rPr>
@@ -1126,7 +1163,7 @@
           <w:sz w:val="24"/>
           <w:szCs w:val="24"/>
         </w:rPr>
-        <w:t xml:space="preserve"> -&gt;  </w:t>
+        <w:t xml:space="preserve"> -&gt; </w:t>
       </w:r>
       <w:r>
         <w:rPr>
